--- a/ЛР4/Слободянюк 4 Лабораторна.docx
+++ b/ЛР4/Слободянюк 4 Лабораторна.docx
@@ -35,16 +35,7 @@
           <w:sz w:val="30"/>
           <w:szCs w:val="30"/>
         </w:rPr>
-        <w:t xml:space="preserve">з лабораторної роботи № </w:t>
-      </w:r>
-      <w:r>
-        <w:rPr>
-          <w:b/>
-          <w:bCs/>
-          <w:sz w:val="30"/>
-          <w:szCs w:val="30"/>
-        </w:rPr>
-        <w:t>4</w:t>
+        <w:t>з лабораторної роботи № 4</w:t>
       </w:r>
     </w:p>
     <w:p>
@@ -74,8 +65,14 @@
           <w:sz w:val="26"/>
           <w:szCs w:val="26"/>
         </w:rPr>
-        <w:t>Тема: «</w:t>
-      </w:r>
+        <w:t>Тема: «Лінійна регресія. Метод найменших квадратів. Інтерполяція»</w:t>
+      </w:r>
+    </w:p>
+    <w:p>
+      <w:pPr>
+        <w:spacing w:after="120"/>
+        <w:jc w:val="center"/>
+      </w:pPr>
       <w:r>
         <w:rPr>
           <w:b/>
@@ -83,17 +80,203 @@
           <w:sz w:val="26"/>
           <w:szCs w:val="26"/>
         </w:rPr>
-        <w:t>Лінійна регресія. Метод найменших квадратів. Інтерполяція</w:t>
-      </w:r>
-      <w:r>
-        <w:rPr>
-          <w:b/>
-          <w:bCs/>
-          <w:sz w:val="26"/>
-          <w:szCs w:val="26"/>
-        </w:rPr>
-        <w:t>»</w:t>
-      </w:r>
+        <w:t>3 варіант</w:t>
+      </w:r>
+    </w:p>
+    <w:p>
+      <w:pPr>
+        <w:spacing w:after="120"/>
+        <w:jc w:val="both"/>
+      </w:pPr>
+      <w:r>
+        <w:t xml:space="preserve"> </w:t>
+      </w:r>
+    </w:p>
+    <w:p>
+      <w:pPr>
+        <w:spacing w:after="120"/>
+        <w:jc w:val="both"/>
+      </w:pPr>
+      <w:r>
+        <w:t xml:space="preserve"> </w:t>
+      </w:r>
+    </w:p>
+    <w:p>
+      <w:pPr>
+        <w:spacing w:after="120"/>
+        <w:jc w:val="both"/>
+      </w:pPr>
+      <w:r>
+        <w:t xml:space="preserve"> </w:t>
+      </w:r>
+    </w:p>
+    <w:p>
+      <w:pPr>
+        <w:spacing w:after="120"/>
+        <w:jc w:val="right"/>
+      </w:pPr>
+      <w:r>
+        <w:t>Виконав(ла): студент(ка) групи ІН-403</w:t>
+      </w:r>
+    </w:p>
+    <w:p>
+      <w:pPr>
+        <w:spacing w:after="120"/>
+        <w:jc w:val="right"/>
+      </w:pPr>
+      <w:r>
+        <w:t>Слободянюк Олексій Вікторович</w:t>
+      </w:r>
+    </w:p>
+    <w:p>
+      <w:pPr>
+        <w:spacing w:after="120"/>
+        <w:jc w:val="both"/>
+      </w:pPr>
+      <w:r>
+        <w:t xml:space="preserve"> </w:t>
+      </w:r>
+    </w:p>
+    <w:p>
+      <w:pPr>
+        <w:spacing w:after="120"/>
+        <w:jc w:val="both"/>
+      </w:pPr>
+      <w:r>
+        <w:t xml:space="preserve"> </w:t>
+      </w:r>
+    </w:p>
+    <w:p>
+      <w:pPr>
+        <w:spacing w:after="120"/>
+        <w:jc w:val="both"/>
+      </w:pPr>
+      <w:r>
+        <w:t xml:space="preserve"> </w:t>
+      </w:r>
+    </w:p>
+    <w:p>
+      <w:pPr>
+        <w:spacing w:after="120"/>
+        <w:jc w:val="both"/>
+      </w:pPr>
+      <w:r>
+        <w:t xml:space="preserve"> </w:t>
+      </w:r>
+    </w:p>
+    <w:p>
+      <w:pPr>
+        <w:spacing w:after="120"/>
+        <w:jc w:val="both"/>
+      </w:pPr>
+    </w:p>
+    <w:p>
+      <w:pPr>
+        <w:spacing w:after="120"/>
+        <w:jc w:val="both"/>
+      </w:pPr>
+    </w:p>
+    <w:p>
+      <w:pPr>
+        <w:spacing w:after="120"/>
+        <w:jc w:val="both"/>
+      </w:pPr>
+    </w:p>
+    <w:p>
+      <w:pPr>
+        <w:spacing w:after="120"/>
+        <w:jc w:val="both"/>
+      </w:pPr>
+    </w:p>
+    <w:p>
+      <w:pPr>
+        <w:spacing w:after="120"/>
+        <w:jc w:val="both"/>
+      </w:pPr>
+    </w:p>
+    <w:p>
+      <w:pPr>
+        <w:spacing w:after="120"/>
+        <w:jc w:val="both"/>
+      </w:pPr>
+    </w:p>
+    <w:p>
+      <w:pPr>
+        <w:spacing w:after="120"/>
+        <w:jc w:val="both"/>
+      </w:pPr>
+    </w:p>
+    <w:p>
+      <w:pPr>
+        <w:spacing w:after="120"/>
+        <w:jc w:val="both"/>
+      </w:pPr>
+    </w:p>
+    <w:p>
+      <w:pPr>
+        <w:spacing w:after="120"/>
+        <w:jc w:val="both"/>
+      </w:pPr>
+    </w:p>
+    <w:p>
+      <w:pPr>
+        <w:spacing w:after="120"/>
+        <w:jc w:val="both"/>
+      </w:pPr>
+    </w:p>
+    <w:p>
+      <w:pPr>
+        <w:spacing w:after="120"/>
+        <w:jc w:val="both"/>
+      </w:pPr>
+    </w:p>
+    <w:p>
+      <w:pPr>
+        <w:spacing w:after="120"/>
+        <w:jc w:val="both"/>
+      </w:pPr>
+    </w:p>
+    <w:p>
+      <w:pPr>
+        <w:spacing w:after="120"/>
+        <w:jc w:val="both"/>
+      </w:pPr>
+    </w:p>
+    <w:p>
+      <w:pPr>
+        <w:spacing w:after="120"/>
+        <w:jc w:val="both"/>
+      </w:pPr>
+    </w:p>
+    <w:p>
+      <w:pPr>
+        <w:spacing w:after="120"/>
+        <w:jc w:val="both"/>
+      </w:pPr>
+    </w:p>
+    <w:p>
+      <w:pPr>
+        <w:spacing w:after="120"/>
+        <w:jc w:val="both"/>
+      </w:pPr>
+    </w:p>
+    <w:p>
+      <w:pPr>
+        <w:spacing w:after="120"/>
+        <w:jc w:val="both"/>
+      </w:pPr>
+    </w:p>
+    <w:p>
+      <w:pPr>
+        <w:spacing w:after="120"/>
+        <w:jc w:val="both"/>
+      </w:pPr>
+    </w:p>
+    <w:p>
+      <w:pPr>
+        <w:spacing w:after="120"/>
+        <w:jc w:val="both"/>
+      </w:pPr>
     </w:p>
     <w:p>
       <w:pPr>
@@ -101,216 +284,6 @@
         <w:jc w:val="center"/>
       </w:pPr>
       <w:r>
-        <w:rPr>
-          <w:b/>
-          <w:bCs/>
-          <w:sz w:val="26"/>
-          <w:szCs w:val="26"/>
-        </w:rPr>
-        <w:t>3 варіант</w:t>
-      </w:r>
-    </w:p>
-    <w:p>
-      <w:pPr>
-        <w:spacing w:after="120"/>
-        <w:jc w:val="both"/>
-      </w:pPr>
-      <w:r>
-        <w:t xml:space="preserve"> </w:t>
-      </w:r>
-    </w:p>
-    <w:p>
-      <w:pPr>
-        <w:spacing w:after="120"/>
-        <w:jc w:val="both"/>
-      </w:pPr>
-      <w:r>
-        <w:t xml:space="preserve"> </w:t>
-      </w:r>
-    </w:p>
-    <w:p>
-      <w:pPr>
-        <w:spacing w:after="120"/>
-        <w:jc w:val="both"/>
-      </w:pPr>
-      <w:r>
-        <w:t xml:space="preserve"> </w:t>
-      </w:r>
-    </w:p>
-    <w:p>
-      <w:pPr>
-        <w:spacing w:after="120"/>
-        <w:jc w:val="right"/>
-      </w:pPr>
-      <w:r>
-        <w:t>Виконав(ла): студент(ка) групи ІН-403</w:t>
-      </w:r>
-    </w:p>
-    <w:p>
-      <w:pPr>
-        <w:spacing w:after="120"/>
-        <w:jc w:val="right"/>
-      </w:pPr>
-      <w:r>
-        <w:t>Слободянюк Олексій Вікторович</w:t>
-      </w:r>
-    </w:p>
-    <w:p>
-      <w:pPr>
-        <w:spacing w:after="120"/>
-        <w:jc w:val="both"/>
-      </w:pPr>
-      <w:r>
-        <w:t xml:space="preserve"> </w:t>
-      </w:r>
-    </w:p>
-    <w:p>
-      <w:pPr>
-        <w:spacing w:after="120"/>
-        <w:jc w:val="both"/>
-      </w:pPr>
-      <w:r>
-        <w:t xml:space="preserve"> </w:t>
-      </w:r>
-    </w:p>
-    <w:p>
-      <w:pPr>
-        <w:spacing w:after="120"/>
-        <w:jc w:val="both"/>
-      </w:pPr>
-      <w:r>
-        <w:t xml:space="preserve"> </w:t>
-      </w:r>
-    </w:p>
-    <w:p>
-      <w:pPr>
-        <w:spacing w:after="120"/>
-        <w:jc w:val="both"/>
-      </w:pPr>
-      <w:r>
-        <w:t xml:space="preserve"> </w:t>
-      </w:r>
-    </w:p>
-    <w:p>
-      <w:pPr>
-        <w:spacing w:after="120"/>
-        <w:jc w:val="both"/>
-      </w:pPr>
-    </w:p>
-    <w:p>
-      <w:pPr>
-        <w:spacing w:after="120"/>
-        <w:jc w:val="both"/>
-      </w:pPr>
-    </w:p>
-    <w:p>
-      <w:pPr>
-        <w:spacing w:after="120"/>
-        <w:jc w:val="both"/>
-      </w:pPr>
-    </w:p>
-    <w:p>
-      <w:pPr>
-        <w:spacing w:after="120"/>
-        <w:jc w:val="both"/>
-      </w:pPr>
-    </w:p>
-    <w:p>
-      <w:pPr>
-        <w:spacing w:after="120"/>
-        <w:jc w:val="both"/>
-      </w:pPr>
-    </w:p>
-    <w:p>
-      <w:pPr>
-        <w:spacing w:after="120"/>
-        <w:jc w:val="both"/>
-      </w:pPr>
-    </w:p>
-    <w:p>
-      <w:pPr>
-        <w:spacing w:after="120"/>
-        <w:jc w:val="both"/>
-      </w:pPr>
-    </w:p>
-    <w:p>
-      <w:pPr>
-        <w:spacing w:after="120"/>
-        <w:jc w:val="both"/>
-      </w:pPr>
-    </w:p>
-    <w:p>
-      <w:pPr>
-        <w:spacing w:after="120"/>
-        <w:jc w:val="both"/>
-      </w:pPr>
-    </w:p>
-    <w:p>
-      <w:pPr>
-        <w:spacing w:after="120"/>
-        <w:jc w:val="both"/>
-      </w:pPr>
-    </w:p>
-    <w:p>
-      <w:pPr>
-        <w:spacing w:after="120"/>
-        <w:jc w:val="both"/>
-      </w:pPr>
-    </w:p>
-    <w:p>
-      <w:pPr>
-        <w:spacing w:after="120"/>
-        <w:jc w:val="both"/>
-      </w:pPr>
-    </w:p>
-    <w:p>
-      <w:pPr>
-        <w:spacing w:after="120"/>
-        <w:jc w:val="both"/>
-      </w:pPr>
-    </w:p>
-    <w:p>
-      <w:pPr>
-        <w:spacing w:after="120"/>
-        <w:jc w:val="both"/>
-      </w:pPr>
-    </w:p>
-    <w:p>
-      <w:pPr>
-        <w:spacing w:after="120"/>
-        <w:jc w:val="both"/>
-      </w:pPr>
-    </w:p>
-    <w:p>
-      <w:pPr>
-        <w:spacing w:after="120"/>
-        <w:jc w:val="both"/>
-      </w:pPr>
-    </w:p>
-    <w:p>
-      <w:pPr>
-        <w:spacing w:after="120"/>
-        <w:jc w:val="both"/>
-      </w:pPr>
-    </w:p>
-    <w:p>
-      <w:pPr>
-        <w:spacing w:after="120"/>
-        <w:jc w:val="both"/>
-      </w:pPr>
-    </w:p>
-    <w:p>
-      <w:pPr>
-        <w:spacing w:after="120"/>
-        <w:jc w:val="both"/>
-      </w:pPr>
-    </w:p>
-    <w:p>
-      <w:pPr>
-        <w:spacing w:after="120"/>
-        <w:jc w:val="center"/>
-      </w:pPr>
-      <w:r>
         <w:t>2026</w:t>
       </w:r>
     </w:p>
@@ -331,215 +304,20 @@
           <w:color w:val="auto"/>
         </w:rPr>
         <w:lastRenderedPageBreak/>
-        <w:t>Завдання 1. Теоретичні відомості</w:t>
-      </w:r>
-    </w:p>
-    <w:p>
-      <w:pPr>
-        <w:pStyle w:val="2"/>
+        <w:t xml:space="preserve">Завдання </w:t>
+      </w:r>
+      <w:r>
         <w:rPr>
           <w:color w:val="auto"/>
-        </w:rPr>
-      </w:pPr>
+          <w:lang w:val="ru-RU"/>
+        </w:rPr>
+        <w:t>1</w:t>
+      </w:r>
       <w:r>
         <w:rPr>
           <w:color w:val="auto"/>
         </w:rPr>
-        <w:t>1.1. Машинне навчання та регресія</w:t>
-      </w:r>
-    </w:p>
-    <w:p>
-      <w:pPr>
-        <w:spacing w:before="60" w:after="60" w:line="360" w:lineRule="auto"/>
-        <w:ind w:firstLine="720"/>
-        <w:jc w:val="both"/>
-      </w:pPr>
-      <w:r>
-        <w:t>За допомогою машинного навчання можна прогнозувати подальші події шляхом аналізу попереднього досвіду. Наприклад, скласти прогноз погоди на завтра, або вгадати курс акцій на біржі, або діагностувати хворобу пацієнта, ґрунтуючись на його попередній історії хвороби.</w:t>
-      </w:r>
-    </w:p>
-    <w:p>
-      <w:pPr>
-        <w:spacing w:before="60" w:after="60" w:line="360" w:lineRule="auto"/>
-        <w:ind w:firstLine="720"/>
-        <w:jc w:val="both"/>
-      </w:pPr>
-      <w:r>
-        <w:t>Класифікація може визначити категорію вхідних даних або наявність, або відсутність якоїсь їх особливості. Наприклад, намагатись розпізнати написану цифру або визначити, чи міститься на зображенні кіт.</w:t>
-      </w:r>
-    </w:p>
-    <w:p>
-      <w:pPr>
-        <w:spacing w:before="60" w:after="60" w:line="360" w:lineRule="auto"/>
-        <w:ind w:firstLine="720"/>
-        <w:jc w:val="both"/>
-      </w:pPr>
-      <w:r>
-        <w:t>Регресія ж обчислює певне число або вектор — наприклад, завтрашню температуру або ціну на акції. Машинне навчання поділяється на контрольоване (класифікація та регресія) і неконтрольоване навчання.</w:t>
-      </w:r>
-    </w:p>
-    <w:p>
-      <w:pPr>
-        <w:pStyle w:val="2"/>
-        <w:rPr>
-          <w:color w:val="auto"/>
-        </w:rPr>
-      </w:pPr>
-      <w:r>
-        <w:rPr>
-          <w:color w:val="auto"/>
-        </w:rPr>
-        <w:t>1.2. Лінійна регресія</w:t>
-      </w:r>
-    </w:p>
-    <w:p>
-      <w:pPr>
-        <w:spacing w:before="60" w:after="60" w:line="360" w:lineRule="auto"/>
-        <w:ind w:firstLine="720"/>
-        <w:jc w:val="both"/>
-      </w:pPr>
-      <w:r>
-        <w:t>Лінійна регресія (Linear regression) — модель залежності змінної y від однієї або декількох інших змінних (факторів, регресорів, незалежних змінних) з лінійною функцією залежності.</w:t>
-      </w:r>
-    </w:p>
-    <w:p>
-      <w:pPr>
-        <w:spacing w:before="60" w:after="60" w:line="360" w:lineRule="auto"/>
-        <w:ind w:firstLine="720"/>
-        <w:jc w:val="both"/>
-      </w:pPr>
-      <w:r>
-        <w:t>Проста лінійна регресія є підходом для прогнозування кількісної відповіді з використанням однієї ознаки. Вона має наступний вигляд:</w:t>
-      </w:r>
-    </w:p>
-    <w:p>
-      <w:pPr>
-        <w:spacing w:before="60" w:after="60"/>
-        <w:jc w:val="center"/>
-      </w:pPr>
-      <w:r>
-        <w:rPr>
-          <w:b/>
-          <w:bCs/>
-          <w:i/>
-          <w:iCs/>
-          <w:sz w:val="26"/>
-          <w:szCs w:val="26"/>
-        </w:rPr>
-        <w:t>y = β₀ + β₁x + ε</w:t>
-      </w:r>
-    </w:p>
-    <w:p>
-      <w:pPr>
-        <w:spacing w:before="60" w:after="60" w:line="360" w:lineRule="auto"/>
-        <w:ind w:firstLine="720"/>
-        <w:jc w:val="both"/>
-      </w:pPr>
-      <w:r>
-        <w:t>Де β₀ — зрушення (довжина відрізка, що відсікається на координатній осі Y), β₁ — нахил прямої Y, ε — випадкова помилка. Разом β₀ і β₁ називаються модельними коефіцієнтами.</w:t>
-      </w:r>
-    </w:p>
-    <w:p>
-      <w:pPr>
-        <w:pStyle w:val="2"/>
-        <w:rPr>
-          <w:color w:val="auto"/>
-        </w:rPr>
-      </w:pPr>
-      <w:r>
-        <w:rPr>
-          <w:color w:val="auto"/>
-        </w:rPr>
-        <w:t>1.3. Метод найменших квадратів (МНК)</w:t>
-      </w:r>
-    </w:p>
-    <w:p>
-      <w:pPr>
-        <w:spacing w:before="60" w:after="60" w:line="360" w:lineRule="auto"/>
-        <w:ind w:firstLine="720"/>
-        <w:jc w:val="both"/>
-      </w:pPr>
-      <w:r>
-        <w:t>Коефіцієнти оцінюються з використанням критерію найменших квадратів, що означає необхідність знаходження прямої, яка мінімізує суму квадратів похибок:</w:t>
-      </w:r>
-    </w:p>
-    <w:p>
-      <w:pPr>
-        <w:spacing w:before="60" w:after="60"/>
-        <w:jc w:val="center"/>
-      </w:pPr>
-      <w:r>
-        <w:rPr>
-          <w:i/>
-          <w:iCs/>
-        </w:rPr>
-        <w:t>S = Σ(yᵢ − ŷᵢ)² → min</w:t>
-      </w:r>
-    </w:p>
-    <w:p>
-      <w:pPr>
-        <w:spacing w:before="60" w:after="60" w:line="360" w:lineRule="auto"/>
-        <w:ind w:firstLine="720"/>
-        <w:jc w:val="both"/>
-      </w:pPr>
-      <w:r>
-        <w:t>Де β₀ є перехопленням (значення y при x=0), а β₁ — нахил (зміна y поділена на зміну x). Мінімум знаходять через нормальні рівняння:</w:t>
-      </w:r>
-    </w:p>
-    <w:p>
-      <w:pPr>
-        <w:spacing w:before="60" w:after="60"/>
-        <w:jc w:val="center"/>
-      </w:pPr>
-      <w:r>
-        <w:rPr>
-          <w:i/>
-          <w:iCs/>
-        </w:rPr>
-        <w:t>n·β₀ + Σxᵢ·β₁ = Σyᵢ</w:t>
-      </w:r>
-    </w:p>
-    <w:p>
-      <w:pPr>
-        <w:spacing w:before="60" w:after="60"/>
-        <w:jc w:val="center"/>
-      </w:pPr>
-      <w:r>
-        <w:rPr>
-          <w:i/>
-          <w:iCs/>
-        </w:rPr>
-        <w:t>Σxᵢ·β₀ + Σxᵢ²·β₁ = Σxᵢyᵢ</w:t>
-      </w:r>
-    </w:p>
-    <w:p>
-      <w:pPr>
-        <w:spacing w:before="60" w:after="60" w:line="360" w:lineRule="auto"/>
-        <w:ind w:firstLine="720"/>
-        <w:jc w:val="both"/>
-      </w:pPr>
-      <w:r>
-        <w:t>Рішення цієї системи дає оптимальні значення коефіцієнтів β₀ і β₁, що мінімізують суму квадратів відхилень між реальними та передбаченими значеннями.</w:t>
-      </w:r>
-    </w:p>
-    <w:p>
-      <w:r>
-        <w:br w:type="page"/>
-      </w:r>
-    </w:p>
-    <w:p>
-      <w:pPr>
-        <w:pStyle w:val="1"/>
-        <w:rPr>
-          <w:color w:val="auto"/>
-        </w:rPr>
-      </w:pPr>
-      <w:r>
-        <w:rPr>
-          <w:color w:val="auto"/>
-        </w:rPr>
-        <w:lastRenderedPageBreak/>
-        <w:t>Завдання 2. МНК. Варіант 3</w:t>
+        <w:t>. МНК. Варіант 3</w:t>
       </w:r>
     </w:p>
     <w:p>
@@ -607,12 +385,6 @@
         <w:gridCol w:w="1000"/>
       </w:tblGrid>
       <w:tr>
-        <w:tblPrEx>
-          <w:tblCellMar>
-            <w:top w:w="0" w:type="dxa"/>
-            <w:bottom w:w="0" w:type="dxa"/>
-          </w:tblCellMar>
-        </w:tblPrEx>
         <w:tc>
           <w:tcPr>
             <w:tcW w:w="2000" w:type="dxa"/>
@@ -795,12 +567,6 @@
         </w:tc>
       </w:tr>
       <w:tr>
-        <w:tblPrEx>
-          <w:tblCellMar>
-            <w:top w:w="0" w:type="dxa"/>
-            <w:bottom w:w="0" w:type="dxa"/>
-          </w:tblCellMar>
-        </w:tblPrEx>
         <w:tc>
           <w:tcPr>
             <w:tcW w:w="2000" w:type="dxa"/>
@@ -985,30 +751,19 @@
     </w:tbl>
     <w:p>
       <w:pPr>
-        <w:pStyle w:val="2"/>
-        <w:rPr>
-          <w:color w:val="auto"/>
-        </w:rPr>
-      </w:pPr>
-      <w:r>
-        <w:rPr>
-          <w:color w:val="auto"/>
-        </w:rPr>
-        <w:t>2.2. Код програми</w:t>
-      </w:r>
-    </w:p>
-    <w:p>
-      <w:pPr>
         <w:spacing w:before="40" w:after="40" w:line="280" w:lineRule="auto"/>
         <w:ind w:left="360"/>
-      </w:pPr>
-      <w:r>
-        <w:rPr>
-          <w:rFonts w:ascii="Courier New" w:eastAsia="Courier New" w:hAnsi="Courier New" w:cs="Courier New"/>
-          <w:sz w:val="20"/>
-          <w:szCs w:val="20"/>
-        </w:rPr>
-        <w:t>import numpy as np</w:t>
+        <w:rPr>
+          <w:b/>
+          <w:bCs/>
+        </w:rPr>
+      </w:pPr>
+      <w:r>
+        <w:rPr>
+          <w:b/>
+          <w:bCs/>
+        </w:rPr>
+        <w:t>Опис програми</w:t>
       </w:r>
     </w:p>
     <w:p>
@@ -1017,12 +772,17 @@
         <w:ind w:left="360"/>
       </w:pPr>
       <w:r>
-        <w:rPr>
-          <w:rFonts w:ascii="Courier New" w:eastAsia="Courier New" w:hAnsi="Courier New" w:cs="Courier New"/>
-          <w:sz w:val="20"/>
-          <w:szCs w:val="20"/>
-        </w:rPr>
-        <w:t>import matplotlib.pyplot as plt</w:t>
+        <w:t xml:space="preserve">Програма виконує побудову лінійної регресійної моделі виду </w:t>
+      </w:r>
+      <w:r>
+        <w:rPr>
+          <w:b/>
+          <w:bCs/>
+        </w:rPr>
+        <w:t>y = β₀ + β₁·x</w:t>
+      </w:r>
+      <w:r>
+        <w:t xml:space="preserve"> для заданого набору з шести точок (варіант 3) методом найменших квадратів (МНК) без використання готових бібліотечних функцій регресії — всі обчислення виконуються вручну через матричний апарат.</w:t>
       </w:r>
     </w:p>
     <w:p>
@@ -1030,6 +790,16 @@
         <w:spacing w:before="40" w:after="40" w:line="280" w:lineRule="auto"/>
         <w:ind w:left="360"/>
       </w:pPr>
+      <w:r>
+        <w:rPr>
+          <w:b/>
+          <w:bCs/>
+        </w:rPr>
+        <w:t>Вхідні дані.</w:t>
+      </w:r>
+      <w:r>
+        <w:t xml:space="preserve"> Задано шість точок: X = {7, 12, 17, 22, 27, 32}, Y = {8, 7, 6, 5, 4, 3}. Залежність є спадною лінійною.</w:t>
+      </w:r>
     </w:p>
     <w:p>
       <w:pPr>
@@ -1038,11 +808,13 @@
       </w:pPr>
       <w:r>
         <w:rPr>
-          <w:rFonts w:ascii="Courier New" w:eastAsia="Courier New" w:hAnsi="Courier New" w:cs="Courier New"/>
-          <w:sz w:val="20"/>
-          <w:szCs w:val="20"/>
-        </w:rPr>
-        <w:t># Варіант 3: вхідні дані</w:t>
+          <w:b/>
+          <w:bCs/>
+        </w:rPr>
+        <w:t>Складання нормальних рівнянь МНК.</w:t>
+      </w:r>
+      <w:r>
+        <w:t xml:space="preserve"> Програма обчислює чотири проміжні суми: суму X, суму Y, суму квадратів X та суму добутків X·Y. На основі цих сум складається система двох нормальних рівнянь у матричній формі A·β = B, де матриця A містить кількість точок і суми по X, а вектор B — суми по Y.</w:t>
       </w:r>
     </w:p>
     <w:p>
@@ -1052,11 +824,13 @@
       </w:pPr>
       <w:r>
         <w:rPr>
-          <w:rFonts w:ascii="Courier New" w:eastAsia="Courier New" w:hAnsi="Courier New" w:cs="Courier New"/>
-          <w:sz w:val="20"/>
-          <w:szCs w:val="20"/>
-        </w:rPr>
-        <w:t>X = np.array([7, 12, 17, 22, 27, 32], dtype=float)</w:t>
+          <w:b/>
+          <w:bCs/>
+        </w:rPr>
+        <w:t>Розв'язок системи рівнянь.</w:t>
+      </w:r>
+      <w:r>
+        <w:t xml:space="preserve"> Система розв'язується матричним методом (np.linalg.solve), що еквівалентно знаходженню оберненої матриці. Результат — коефіцієнти β₀ (вільний член, точка перетину з віссю Y) та β₁ (кутовий коефіцієнт, нахил прямої).</w:t>
       </w:r>
     </w:p>
     <w:p>
@@ -1066,11 +840,49 @@
       </w:pPr>
       <w:r>
         <w:rPr>
-          <w:rFonts w:ascii="Courier New" w:eastAsia="Courier New" w:hAnsi="Courier New" w:cs="Courier New"/>
-          <w:sz w:val="20"/>
-          <w:szCs w:val="20"/>
-        </w:rPr>
-        <w:t>Y = np.array([8, 7, 6, 5, 4, 3], dtype=float)</w:t>
+          <w:b/>
+          <w:bCs/>
+        </w:rPr>
+        <w:t>Оцінка якості моделі.</w:t>
+      </w:r>
+      <w:r>
+        <w:t xml:space="preserve"> Обчислюються:</w:t>
+      </w:r>
+    </w:p>
+    <w:p>
+      <w:pPr>
+        <w:numPr>
+          <w:ilvl w:val="0"/>
+          <w:numId w:val="3"/>
+        </w:numPr>
+        <w:spacing w:before="40" w:after="40" w:line="280" w:lineRule="auto"/>
+      </w:pPr>
+      <w:r>
+        <w:t>SS_res — сума квадратів залишків (відхилення реальних значень від передбачених);</w:t>
+      </w:r>
+    </w:p>
+    <w:p>
+      <w:pPr>
+        <w:numPr>
+          <w:ilvl w:val="0"/>
+          <w:numId w:val="3"/>
+        </w:numPr>
+        <w:spacing w:before="40" w:after="40" w:line="280" w:lineRule="auto"/>
+      </w:pPr>
+      <w:r>
+        <w:t>SS_tot — загальна сума квадратів (відхилення від середнього);</w:t>
+      </w:r>
+    </w:p>
+    <w:p>
+      <w:pPr>
+        <w:numPr>
+          <w:ilvl w:val="0"/>
+          <w:numId w:val="3"/>
+        </w:numPr>
+        <w:spacing w:before="40" w:after="40" w:line="280" w:lineRule="auto"/>
+      </w:pPr>
+      <w:r>
+        <w:t>R² (коефіцієнт детермінації) = 1 − SS_res/SS_tot. Значення R² близьке до 1 означає, що модель добре описує дані.</w:t>
       </w:r>
     </w:p>
     <w:p>
@@ -1080,18 +892,31 @@
       </w:pPr>
       <w:r>
         <w:rPr>
-          <w:rFonts w:ascii="Courier New" w:eastAsia="Courier New" w:hAnsi="Courier New" w:cs="Courier New"/>
-          <w:sz w:val="20"/>
-          <w:szCs w:val="20"/>
-        </w:rPr>
-        <w:t>n = len(X)</w:t>
+          <w:b/>
+          <w:bCs/>
+        </w:rPr>
+        <w:t>Побудова графіка.</w:t>
+      </w:r>
+      <w:r>
+        <w:t xml:space="preserve"> На одному графіку відображаються: експериментальні точки (сині кола) та пряма регресії (червона лінія) у діапазоні x від 5 до 35.</w:t>
       </w:r>
     </w:p>
     <w:p>
       <w:pPr>
         <w:spacing w:before="40" w:after="40" w:line="280" w:lineRule="auto"/>
         <w:ind w:left="360"/>
-      </w:pPr>
+        <w:rPr>
+          <w:b/>
+          <w:bCs/>
+        </w:rPr>
+      </w:pPr>
+      <w:r>
+        <w:rPr>
+          <w:b/>
+          <w:bCs/>
+        </w:rPr>
+        <w:t>Пояснення до графіка лінійної регресії</w:t>
+      </w:r>
     </w:p>
     <w:p>
       <w:pPr>
@@ -1099,448 +924,23 @@
         <w:ind w:left="360"/>
       </w:pPr>
       <w:r>
-        <w:rPr>
-          <w:rFonts w:ascii="Courier New" w:eastAsia="Courier New" w:hAnsi="Courier New" w:cs="Courier New"/>
-          <w:sz w:val="20"/>
-          <w:szCs w:val="20"/>
-        </w:rPr>
-        <w:t># Обчислення проміжних сум</w:t>
+        <w:t>На графіку синіми крапками позначені шість вхідних (експериментальних) точок. Червона пряма лінія — це знайдена регресійна залежність y = β₀ + β₁·x. Оскільки β₁ є від'ємним числом, лінія спадає зліва направо. Чим ближче всі точки до прямої, тим вищий R² і тим краще модель описує залежність між X та Y. Підпис рівняння у легенді показує точні значення коефіцієнтів.</w:t>
       </w:r>
     </w:p>
     <w:p>
       <w:pPr>
         <w:spacing w:before="40" w:after="40" w:line="280" w:lineRule="auto"/>
         <w:ind w:left="360"/>
-      </w:pPr>
-      <w:r>
-        <w:rPr>
-          <w:rFonts w:ascii="Courier New" w:eastAsia="Courier New" w:hAnsi="Courier New" w:cs="Courier New"/>
-          <w:sz w:val="20"/>
-          <w:szCs w:val="20"/>
-        </w:rPr>
-        <w:t>sum_x  = np.sum(X)</w:t>
-      </w:r>
-    </w:p>
-    <w:p>
-      <w:pPr>
-        <w:spacing w:before="40" w:after="40" w:line="280" w:lineRule="auto"/>
-        <w:ind w:left="360"/>
-      </w:pPr>
-      <w:r>
-        <w:rPr>
-          <w:rFonts w:ascii="Courier New" w:eastAsia="Courier New" w:hAnsi="Courier New" w:cs="Courier New"/>
-          <w:sz w:val="20"/>
-          <w:szCs w:val="20"/>
-        </w:rPr>
-        <w:t>sum_y  = np.sum(Y)</w:t>
-      </w:r>
-    </w:p>
-    <w:p>
-      <w:pPr>
-        <w:spacing w:before="40" w:after="40" w:line="280" w:lineRule="auto"/>
-        <w:ind w:left="360"/>
-      </w:pPr>
-      <w:r>
-        <w:rPr>
-          <w:rFonts w:ascii="Courier New" w:eastAsia="Courier New" w:hAnsi="Courier New" w:cs="Courier New"/>
-          <w:sz w:val="20"/>
-          <w:szCs w:val="20"/>
-        </w:rPr>
-        <w:t>sum_x2 = np.sum(X**2)</w:t>
-      </w:r>
-    </w:p>
-    <w:p>
-      <w:pPr>
-        <w:spacing w:before="40" w:after="40" w:line="280" w:lineRule="auto"/>
-        <w:ind w:left="360"/>
-      </w:pPr>
-      <w:r>
-        <w:rPr>
-          <w:rFonts w:ascii="Courier New" w:eastAsia="Courier New" w:hAnsi="Courier New" w:cs="Courier New"/>
-          <w:sz w:val="20"/>
-          <w:szCs w:val="20"/>
-        </w:rPr>
-        <w:t>sum_xy = np.sum(X * Y)</w:t>
-      </w:r>
-    </w:p>
-    <w:p>
-      <w:pPr>
-        <w:spacing w:before="40" w:after="40" w:line="280" w:lineRule="auto"/>
-        <w:ind w:left="360"/>
-      </w:pPr>
-    </w:p>
-    <w:p>
-      <w:pPr>
-        <w:spacing w:before="40" w:after="40" w:line="280" w:lineRule="auto"/>
-        <w:ind w:left="360"/>
-      </w:pPr>
-      <w:r>
-        <w:rPr>
-          <w:rFonts w:ascii="Courier New" w:eastAsia="Courier New" w:hAnsi="Courier New" w:cs="Courier New"/>
-          <w:sz w:val="20"/>
-          <w:szCs w:val="20"/>
-        </w:rPr>
-        <w:t># Складання і розв'язок нормальних рівнянь МНК</w:t>
-      </w:r>
-    </w:p>
-    <w:p>
-      <w:pPr>
-        <w:spacing w:before="40" w:after="40" w:line="280" w:lineRule="auto"/>
-        <w:ind w:left="360"/>
-      </w:pPr>
-      <w:r>
-        <w:rPr>
-          <w:rFonts w:ascii="Courier New" w:eastAsia="Courier New" w:hAnsi="Courier New" w:cs="Courier New"/>
-          <w:sz w:val="20"/>
-          <w:szCs w:val="20"/>
-        </w:rPr>
-        <w:t>A = np.array([[n, sum_x], [sum_x, sum_x2]], dtype=float)</w:t>
-      </w:r>
-    </w:p>
-    <w:p>
-      <w:pPr>
-        <w:spacing w:before="40" w:after="40" w:line="280" w:lineRule="auto"/>
-        <w:ind w:left="360"/>
-      </w:pPr>
-      <w:r>
-        <w:rPr>
-          <w:rFonts w:ascii="Courier New" w:eastAsia="Courier New" w:hAnsi="Courier New" w:cs="Courier New"/>
-          <w:sz w:val="20"/>
-          <w:szCs w:val="20"/>
-        </w:rPr>
-        <w:t>B = np.array([sum_y, sum_xy], dtype=float)</w:t>
-      </w:r>
-    </w:p>
-    <w:p>
-      <w:pPr>
-        <w:spacing w:before="40" w:after="40" w:line="280" w:lineRule="auto"/>
-        <w:ind w:left="360"/>
-      </w:pPr>
-      <w:r>
-        <w:rPr>
-          <w:rFonts w:ascii="Courier New" w:eastAsia="Courier New" w:hAnsi="Courier New" w:cs="Courier New"/>
-          <w:sz w:val="20"/>
-          <w:szCs w:val="20"/>
-        </w:rPr>
-        <w:t>beta = np.linalg.solve(A, B)</w:t>
-      </w:r>
-    </w:p>
-    <w:p>
-      <w:pPr>
-        <w:spacing w:before="40" w:after="40" w:line="280" w:lineRule="auto"/>
-        <w:ind w:left="360"/>
-      </w:pPr>
-      <w:r>
-        <w:rPr>
-          <w:rFonts w:ascii="Courier New" w:eastAsia="Courier New" w:hAnsi="Courier New" w:cs="Courier New"/>
-          <w:sz w:val="20"/>
-          <w:szCs w:val="20"/>
-        </w:rPr>
-        <w:t>beta0, beta1 = beta</w:t>
-      </w:r>
-    </w:p>
-    <w:p>
-      <w:pPr>
-        <w:spacing w:before="40" w:after="40" w:line="280" w:lineRule="auto"/>
-        <w:ind w:left="360"/>
-      </w:pPr>
-    </w:p>
-    <w:p>
-      <w:pPr>
-        <w:spacing w:before="40" w:after="40" w:line="280" w:lineRule="auto"/>
-        <w:ind w:left="360"/>
-      </w:pPr>
-      <w:r>
-        <w:rPr>
-          <w:rFonts w:ascii="Courier New" w:eastAsia="Courier New" w:hAnsi="Courier New" w:cs="Courier New"/>
-          <w:sz w:val="20"/>
-          <w:szCs w:val="20"/>
-        </w:rPr>
-        <w:t>print(f'beta0 = {beta0:.4f}')</w:t>
-      </w:r>
-    </w:p>
-    <w:p>
-      <w:pPr>
-        <w:spacing w:before="40" w:after="40" w:line="280" w:lineRule="auto"/>
-        <w:ind w:left="360"/>
-      </w:pPr>
-      <w:r>
-        <w:rPr>
-          <w:rFonts w:ascii="Courier New" w:eastAsia="Courier New" w:hAnsi="Courier New" w:cs="Courier New"/>
-          <w:sz w:val="20"/>
-          <w:szCs w:val="20"/>
-        </w:rPr>
-        <w:t>print(f'beta1 = {beta1:.4f}')</w:t>
-      </w:r>
-    </w:p>
-    <w:p>
-      <w:pPr>
-        <w:spacing w:before="40" w:after="40" w:line="280" w:lineRule="auto"/>
-        <w:ind w:left="360"/>
-      </w:pPr>
-      <w:r>
-        <w:rPr>
-          <w:rFonts w:ascii="Courier New" w:eastAsia="Courier New" w:hAnsi="Courier New" w:cs="Courier New"/>
-          <w:sz w:val="20"/>
-          <w:szCs w:val="20"/>
-        </w:rPr>
-        <w:t>print(f'Рівняння: y = {beta0:.4f} + ({beta1:.4f})*x')</w:t>
-      </w:r>
-    </w:p>
-    <w:p>
-      <w:pPr>
-        <w:spacing w:before="40" w:after="40" w:line="280" w:lineRule="auto"/>
-        <w:ind w:left="360"/>
-      </w:pPr>
-    </w:p>
-    <w:p>
-      <w:pPr>
-        <w:spacing w:before="40" w:after="40" w:line="280" w:lineRule="auto"/>
-        <w:ind w:left="360"/>
-      </w:pPr>
-      <w:r>
-        <w:rPr>
-          <w:rFonts w:ascii="Courier New" w:eastAsia="Courier New" w:hAnsi="Courier New" w:cs="Courier New"/>
-          <w:sz w:val="20"/>
-          <w:szCs w:val="20"/>
-        </w:rPr>
-        <w:t># Оцінка якості</w:t>
-      </w:r>
-    </w:p>
-    <w:p>
-      <w:pPr>
-        <w:spacing w:before="40" w:after="40" w:line="280" w:lineRule="auto"/>
-        <w:ind w:left="360"/>
-      </w:pPr>
-      <w:r>
-        <w:rPr>
-          <w:rFonts w:ascii="Courier New" w:eastAsia="Courier New" w:hAnsi="Courier New" w:cs="Courier New"/>
-          <w:sz w:val="20"/>
-          <w:szCs w:val="20"/>
-        </w:rPr>
-        <w:t>Y_pred = beta0 + beta1 * X</w:t>
-      </w:r>
-    </w:p>
-    <w:p>
-      <w:pPr>
-        <w:spacing w:before="40" w:after="40" w:line="280" w:lineRule="auto"/>
-        <w:ind w:left="360"/>
-      </w:pPr>
-      <w:r>
-        <w:rPr>
-          <w:rFonts w:ascii="Courier New" w:eastAsia="Courier New" w:hAnsi="Courier New" w:cs="Courier New"/>
-          <w:sz w:val="20"/>
-          <w:szCs w:val="20"/>
-        </w:rPr>
-        <w:t>SS_res = np.sum((Y - Y_pred)**2)</w:t>
-      </w:r>
-    </w:p>
-    <w:p>
-      <w:pPr>
-        <w:spacing w:before="40" w:after="40" w:line="280" w:lineRule="auto"/>
-        <w:ind w:left="360"/>
-      </w:pPr>
-      <w:r>
-        <w:rPr>
-          <w:rFonts w:ascii="Courier New" w:eastAsia="Courier New" w:hAnsi="Courier New" w:cs="Courier New"/>
-          <w:sz w:val="20"/>
-          <w:szCs w:val="20"/>
-        </w:rPr>
-        <w:t>SS_tot = np.sum((Y - np.mean(Y))**2)</w:t>
-      </w:r>
-    </w:p>
-    <w:p>
-      <w:pPr>
-        <w:spacing w:before="40" w:after="40" w:line="280" w:lineRule="auto"/>
-        <w:ind w:left="360"/>
-      </w:pPr>
-      <w:r>
-        <w:rPr>
-          <w:rFonts w:ascii="Courier New" w:eastAsia="Courier New" w:hAnsi="Courier New" w:cs="Courier New"/>
-          <w:sz w:val="20"/>
-          <w:szCs w:val="20"/>
-        </w:rPr>
-        <w:t>R2 = 1 - SS_res / SS_tot</w:t>
-      </w:r>
-    </w:p>
-    <w:p>
-      <w:pPr>
-        <w:spacing w:before="40" w:after="40" w:line="280" w:lineRule="auto"/>
-        <w:ind w:left="360"/>
-      </w:pPr>
-      <w:r>
-        <w:rPr>
-          <w:rFonts w:ascii="Courier New" w:eastAsia="Courier New" w:hAnsi="Courier New" w:cs="Courier New"/>
-          <w:sz w:val="20"/>
-          <w:szCs w:val="20"/>
-        </w:rPr>
-        <w:t>print(f'S (сума кв. похибок) = {SS_res:.6f}')</w:t>
-      </w:r>
-    </w:p>
-    <w:p>
-      <w:pPr>
-        <w:spacing w:before="40" w:after="40" w:line="280" w:lineRule="auto"/>
-        <w:ind w:left="360"/>
-      </w:pPr>
-      <w:r>
-        <w:rPr>
-          <w:rFonts w:ascii="Courier New" w:eastAsia="Courier New" w:hAnsi="Courier New" w:cs="Courier New"/>
-          <w:sz w:val="20"/>
-          <w:szCs w:val="20"/>
-        </w:rPr>
-        <w:t>print(f'R2 = {R2:.6f}')</w:t>
-      </w:r>
-    </w:p>
-    <w:p>
-      <w:pPr>
-        <w:spacing w:before="40" w:after="40" w:line="280" w:lineRule="auto"/>
-        <w:ind w:left="360"/>
-      </w:pPr>
-    </w:p>
-    <w:p>
-      <w:pPr>
-        <w:spacing w:before="40" w:after="40" w:line="280" w:lineRule="auto"/>
-        <w:ind w:left="360"/>
-      </w:pPr>
-      <w:r>
-        <w:rPr>
-          <w:rFonts w:ascii="Courier New" w:eastAsia="Courier New" w:hAnsi="Courier New" w:cs="Courier New"/>
-          <w:sz w:val="20"/>
-          <w:szCs w:val="20"/>
-        </w:rPr>
-        <w:t># Побудова графіка</w:t>
-      </w:r>
-    </w:p>
-    <w:p>
-      <w:pPr>
-        <w:spacing w:before="40" w:after="40" w:line="280" w:lineRule="auto"/>
-        <w:ind w:left="360"/>
-      </w:pPr>
-      <w:r>
-        <w:rPr>
-          <w:rFonts w:ascii="Courier New" w:eastAsia="Courier New" w:hAnsi="Courier New" w:cs="Courier New"/>
-          <w:sz w:val="20"/>
-          <w:szCs w:val="20"/>
-        </w:rPr>
-        <w:t>x_line = np.linspace(5, 35, 300)</w:t>
-      </w:r>
-    </w:p>
-    <w:p>
-      <w:pPr>
-        <w:spacing w:before="40" w:after="40" w:line="280" w:lineRule="auto"/>
-        <w:ind w:left="360"/>
-      </w:pPr>
-      <w:r>
-        <w:rPr>
-          <w:rFonts w:ascii="Courier New" w:eastAsia="Courier New" w:hAnsi="Courier New" w:cs="Courier New"/>
-          <w:sz w:val="20"/>
-          <w:szCs w:val="20"/>
-        </w:rPr>
-        <w:t>y_line = beta0 + beta1 * x_line</w:t>
-      </w:r>
-    </w:p>
-    <w:p>
-      <w:pPr>
-        <w:spacing w:before="40" w:after="40" w:line="280" w:lineRule="auto"/>
-        <w:ind w:left="360"/>
-      </w:pPr>
-      <w:r>
-        <w:rPr>
-          <w:rFonts w:ascii="Courier New" w:eastAsia="Courier New" w:hAnsi="Courier New" w:cs="Courier New"/>
-          <w:sz w:val="20"/>
-          <w:szCs w:val="20"/>
-        </w:rPr>
-        <w:t>plt.scatter(X, Y, color='blue', s=80, label='Експериментальні точки')</w:t>
-      </w:r>
-    </w:p>
-    <w:p>
-      <w:pPr>
-        <w:spacing w:before="40" w:after="40" w:line="280" w:lineRule="auto"/>
-        <w:ind w:left="360"/>
-      </w:pPr>
-      <w:r>
-        <w:rPr>
-          <w:rFonts w:ascii="Courier New" w:eastAsia="Courier New" w:hAnsi="Courier New" w:cs="Courier New"/>
-          <w:sz w:val="20"/>
-          <w:szCs w:val="20"/>
-        </w:rPr>
-        <w:t>plt.plot(x_line, y_line, color='red', linewidth=2,</w:t>
-      </w:r>
-    </w:p>
-    <w:p>
-      <w:pPr>
-        <w:spacing w:before="40" w:after="40" w:line="280" w:lineRule="auto"/>
-        <w:ind w:left="360"/>
-      </w:pPr>
-      <w:r>
-        <w:rPr>
-          <w:rFonts w:ascii="Courier New" w:eastAsia="Courier New" w:hAnsi="Courier New" w:cs="Courier New"/>
-          <w:sz w:val="20"/>
-          <w:szCs w:val="20"/>
-        </w:rPr>
-        <w:t xml:space="preserve">         label=f'y = {beta0:.4f} - {abs(beta1):.4f}*x')</w:t>
-      </w:r>
-    </w:p>
-    <w:p>
-      <w:pPr>
-        <w:spacing w:before="40" w:after="40" w:line="280" w:lineRule="auto"/>
-        <w:ind w:left="360"/>
-      </w:pPr>
-      <w:r>
-        <w:rPr>
-          <w:rFonts w:ascii="Courier New" w:eastAsia="Courier New" w:hAnsi="Courier New" w:cs="Courier New"/>
-          <w:sz w:val="20"/>
-          <w:szCs w:val="20"/>
-        </w:rPr>
-        <w:t>plt.xlabel('X'); plt.ylabel('Y')</w:t>
-      </w:r>
-    </w:p>
-    <w:p>
-      <w:pPr>
-        <w:spacing w:before="40" w:after="40" w:line="280" w:lineRule="auto"/>
-        <w:ind w:left="360"/>
-      </w:pPr>
-      <w:r>
-        <w:rPr>
-          <w:rFonts w:ascii="Courier New" w:eastAsia="Courier New" w:hAnsi="Courier New" w:cs="Courier New"/>
-          <w:sz w:val="20"/>
-          <w:szCs w:val="20"/>
-        </w:rPr>
-        <w:t>plt.title('МНК. Варіант 3'); plt.legend(); plt.grid(True)</w:t>
-      </w:r>
-    </w:p>
-    <w:p>
-      <w:pPr>
-        <w:spacing w:before="40" w:after="40" w:line="280" w:lineRule="auto"/>
-        <w:ind w:left="360"/>
-        <w:rPr>
-          <w:rFonts w:ascii="Courier New" w:eastAsia="Courier New" w:hAnsi="Courier New" w:cs="Courier New"/>
-          <w:sz w:val="20"/>
-          <w:szCs w:val="20"/>
+        <w:rPr>
           <w:lang w:val="en-US"/>
         </w:rPr>
       </w:pPr>
       <w:r>
         <w:rPr>
-          <w:rFonts w:ascii="Courier New" w:eastAsia="Courier New" w:hAnsi="Courier New" w:cs="Courier New"/>
-          <w:sz w:val="20"/>
-          <w:szCs w:val="20"/>
-        </w:rPr>
-        <w:t>plt.show()</w:t>
-      </w:r>
-    </w:p>
-    <w:p>
-      <w:pPr>
-        <w:spacing w:before="40" w:after="40" w:line="280" w:lineRule="auto"/>
-        <w:ind w:left="360"/>
-        <w:rPr>
+          <w:noProof/>
           <w:lang w:val="en-US"/>
         </w:rPr>
-      </w:pPr>
-      <w:r>
-        <w:rPr>
-          <w:lang w:val="en-US"/>
-        </w:rPr>
+        <w:lastRenderedPageBreak/>
         <w:drawing>
           <wp:inline distT="0" distB="0" distL="0" distR="0" wp14:anchorId="25925125" wp14:editId="73DEE27D">
             <wp:extent cx="5940425" cy="3443605"/>
@@ -1738,12 +1138,6 @@
         <w:gridCol w:w="1800"/>
       </w:tblGrid>
       <w:tr>
-        <w:tblPrEx>
-          <w:tblCellMar>
-            <w:top w:w="0" w:type="dxa"/>
-            <w:bottom w:w="0" w:type="dxa"/>
-          </w:tblCellMar>
-        </w:tblPrEx>
         <w:tc>
           <w:tcPr>
             <w:tcW w:w="1200" w:type="dxa"/>
@@ -1906,12 +1300,6 @@
         </w:tc>
       </w:tr>
       <w:tr>
-        <w:tblPrEx>
-          <w:tblCellMar>
-            <w:top w:w="0" w:type="dxa"/>
-            <w:bottom w:w="0" w:type="dxa"/>
-          </w:tblCellMar>
-        </w:tblPrEx>
         <w:tc>
           <w:tcPr>
             <w:tcW w:w="1200" w:type="dxa"/>
@@ -2059,12 +1447,6 @@
         </w:tc>
       </w:tr>
       <w:tr>
-        <w:tblPrEx>
-          <w:tblCellMar>
-            <w:top w:w="0" w:type="dxa"/>
-            <w:bottom w:w="0" w:type="dxa"/>
-          </w:tblCellMar>
-        </w:tblPrEx>
         <w:tc>
           <w:tcPr>
             <w:tcW w:w="1200" w:type="dxa"/>
@@ -2212,12 +1594,6 @@
         </w:tc>
       </w:tr>
       <w:tr>
-        <w:tblPrEx>
-          <w:tblCellMar>
-            <w:top w:w="0" w:type="dxa"/>
-            <w:bottom w:w="0" w:type="dxa"/>
-          </w:tblCellMar>
-        </w:tblPrEx>
         <w:tc>
           <w:tcPr>
             <w:tcW w:w="1200" w:type="dxa"/>
@@ -2243,7 +1619,6 @@
                 <w:sz w:val="22"/>
                 <w:szCs w:val="22"/>
               </w:rPr>
-              <w:lastRenderedPageBreak/>
               <w:t>17</w:t>
             </w:r>
           </w:p>
@@ -2366,12 +1741,6 @@
         </w:tc>
       </w:tr>
       <w:tr>
-        <w:tblPrEx>
-          <w:tblCellMar>
-            <w:top w:w="0" w:type="dxa"/>
-            <w:bottom w:w="0" w:type="dxa"/>
-          </w:tblCellMar>
-        </w:tblPrEx>
         <w:tc>
           <w:tcPr>
             <w:tcW w:w="1200" w:type="dxa"/>
@@ -2519,12 +1888,6 @@
         </w:tc>
       </w:tr>
       <w:tr>
-        <w:tblPrEx>
-          <w:tblCellMar>
-            <w:top w:w="0" w:type="dxa"/>
-            <w:bottom w:w="0" w:type="dxa"/>
-          </w:tblCellMar>
-        </w:tblPrEx>
         <w:tc>
           <w:tcPr>
             <w:tcW w:w="1200" w:type="dxa"/>
@@ -2672,12 +2035,6 @@
         </w:tc>
       </w:tr>
       <w:tr>
-        <w:tblPrEx>
-          <w:tblCellMar>
-            <w:top w:w="0" w:type="dxa"/>
-            <w:bottom w:w="0" w:type="dxa"/>
-          </w:tblCellMar>
-        </w:tblPrEx>
         <w:tc>
           <w:tcPr>
             <w:tcW w:w="1200" w:type="dxa"/>
@@ -2853,6 +2210,7 @@
         <w:jc w:val="both"/>
       </w:pPr>
       <w:r>
+        <w:lastRenderedPageBreak/>
         <w:t>Значення R²=1 свідчить про те, що дані варіанту 3 є строго лінійними — пряма проходить через усі точки без відхилень.</w:t>
       </w:r>
     </w:p>
@@ -3042,12 +2400,6 @@
         <w:gridCol w:w="900"/>
       </w:tblGrid>
       <w:tr>
-        <w:tblPrEx>
-          <w:tblCellMar>
-            <w:top w:w="0" w:type="dxa"/>
-            <w:bottom w:w="0" w:type="dxa"/>
-          </w:tblCellMar>
-        </w:tblPrEx>
         <w:tc>
           <w:tcPr>
             <w:tcW w:w="1500" w:type="dxa"/>
@@ -3205,12 +2557,6 @@
         </w:tc>
       </w:tr>
       <w:tr>
-        <w:tblPrEx>
-          <w:tblCellMar>
-            <w:top w:w="0" w:type="dxa"/>
-            <w:bottom w:w="0" w:type="dxa"/>
-          </w:tblCellMar>
-        </w:tblPrEx>
         <w:tc>
           <w:tcPr>
             <w:tcW w:w="1500" w:type="dxa"/>
@@ -3496,12 +2842,6 @@
         <w:gridCol w:w="1400"/>
       </w:tblGrid>
       <w:tr>
-        <w:tblPrEx>
-          <w:tblCellMar>
-            <w:top w:w="0" w:type="dxa"/>
-            <w:bottom w:w="0" w:type="dxa"/>
-          </w:tblCellMar>
-        </w:tblPrEx>
         <w:tc>
           <w:tcPr>
             <w:tcW w:w="1400" w:type="dxa"/>
@@ -3664,12 +3004,6 @@
         </w:tc>
       </w:tr>
       <w:tr>
-        <w:tblPrEx>
-          <w:tblCellMar>
-            <w:top w:w="0" w:type="dxa"/>
-            <w:bottom w:w="0" w:type="dxa"/>
-          </w:tblCellMar>
-        </w:tblPrEx>
         <w:tc>
           <w:tcPr>
             <w:tcW w:w="1400" w:type="dxa"/>
@@ -3817,12 +3151,6 @@
         </w:tc>
       </w:tr>
       <w:tr>
-        <w:tblPrEx>
-          <w:tblCellMar>
-            <w:top w:w="0" w:type="dxa"/>
-            <w:bottom w:w="0" w:type="dxa"/>
-          </w:tblCellMar>
-        </w:tblPrEx>
         <w:tc>
           <w:tcPr>
             <w:tcW w:w="1400" w:type="dxa"/>
@@ -3970,12 +3298,6 @@
         </w:tc>
       </w:tr>
       <w:tr>
-        <w:tblPrEx>
-          <w:tblCellMar>
-            <w:top w:w="0" w:type="dxa"/>
-            <w:bottom w:w="0" w:type="dxa"/>
-          </w:tblCellMar>
-        </w:tblPrEx>
         <w:tc>
           <w:tcPr>
             <w:tcW w:w="1400" w:type="dxa"/>
@@ -4123,12 +3445,6 @@
         </w:tc>
       </w:tr>
       <w:tr>
-        <w:tblPrEx>
-          <w:tblCellMar>
-            <w:top w:w="0" w:type="dxa"/>
-            <w:bottom w:w="0" w:type="dxa"/>
-          </w:tblCellMar>
-        </w:tblPrEx>
         <w:tc>
           <w:tcPr>
             <w:tcW w:w="1400" w:type="dxa"/>
@@ -4276,12 +3592,6 @@
         </w:tc>
       </w:tr>
       <w:tr>
-        <w:tblPrEx>
-          <w:tblCellMar>
-            <w:top w:w="0" w:type="dxa"/>
-            <w:bottom w:w="0" w:type="dxa"/>
-          </w:tblCellMar>
-        </w:tblPrEx>
         <w:tc>
           <w:tcPr>
             <w:tcW w:w="1400" w:type="dxa"/>
@@ -4431,435 +3741,246 @@
     </w:tbl>
     <w:p>
       <w:pPr>
-        <w:pStyle w:val="2"/>
-        <w:rPr>
-          <w:color w:val="auto"/>
-        </w:rPr>
-      </w:pPr>
-      <w:r>
-        <w:rPr>
-          <w:color w:val="auto"/>
-        </w:rPr>
-        <w:t>3.4. Код програми</w:t>
-      </w:r>
-    </w:p>
-    <w:p>
-      <w:pPr>
         <w:spacing w:before="40" w:after="40" w:line="280" w:lineRule="auto"/>
         <w:ind w:left="360"/>
-      </w:pPr>
-      <w:r>
-        <w:rPr>
-          <w:rFonts w:ascii="Courier New" w:eastAsia="Courier New" w:hAnsi="Courier New" w:cs="Courier New"/>
-          <w:sz w:val="20"/>
-          <w:szCs w:val="20"/>
-        </w:rPr>
-        <w:t>import numpy as np</w:t>
+        <w:rPr>
+          <w:sz w:val="26"/>
+          <w:szCs w:val="26"/>
+          <w:lang w:val="ru-RU"/>
+        </w:rPr>
+      </w:pPr>
+    </w:p>
+    <w:p>
+      <w:pPr>
+        <w:pStyle w:val="2"/>
+        <w:rPr>
+          <w:color w:val="auto"/>
+          <w:lang w:val="ru-RU"/>
+        </w:rPr>
+      </w:pPr>
+      <w:r>
+        <w:rPr>
+          <w:color w:val="auto"/>
+        </w:rPr>
+        <w:t>3.</w:t>
+      </w:r>
+      <w:r>
+        <w:rPr>
+          <w:color w:val="auto"/>
+          <w:lang w:val="ru-RU"/>
+        </w:rPr>
+        <w:t>4</w:t>
+      </w:r>
+      <w:r>
+        <w:rPr>
+          <w:color w:val="auto"/>
+        </w:rPr>
+        <w:t xml:space="preserve">. </w:t>
+      </w:r>
+      <w:r>
+        <w:rPr>
+          <w:color w:val="auto"/>
+        </w:rPr>
+        <w:t>Опис програми</w:t>
       </w:r>
     </w:p>
     <w:p>
       <w:pPr>
         <w:spacing w:before="40" w:after="40" w:line="280" w:lineRule="auto"/>
         <w:ind w:left="360"/>
-      </w:pPr>
-      <w:r>
-        <w:rPr>
-          <w:rFonts w:ascii="Courier New" w:eastAsia="Courier New" w:hAnsi="Courier New" w:cs="Courier New"/>
-          <w:sz w:val="20"/>
-          <w:szCs w:val="20"/>
-        </w:rPr>
-        <w:t>import matplotlib.pyplot as plt</w:t>
+        <w:rPr>
+          <w:sz w:val="26"/>
+          <w:szCs w:val="26"/>
+        </w:rPr>
+      </w:pPr>
+      <w:r>
+        <w:rPr>
+          <w:sz w:val="26"/>
+          <w:szCs w:val="26"/>
+        </w:rPr>
+        <w:t>Програма будує інтерполяційний поліном четвертого ступеня, що проходить рівно через п'ять заданих вузлових точок, використовуючи метод матриці Вандермонда.</w:t>
       </w:r>
     </w:p>
     <w:p>
       <w:pPr>
         <w:spacing w:before="40" w:after="40" w:line="280" w:lineRule="auto"/>
         <w:ind w:left="360"/>
-      </w:pPr>
+        <w:rPr>
+          <w:sz w:val="26"/>
+          <w:szCs w:val="26"/>
+        </w:rPr>
+      </w:pPr>
+      <w:r>
+        <w:rPr>
+          <w:b/>
+          <w:bCs/>
+          <w:sz w:val="26"/>
+          <w:szCs w:val="26"/>
+        </w:rPr>
+        <w:t>Вхідні дані.</w:t>
+      </w:r>
+      <w:r>
+        <w:rPr>
+          <w:sz w:val="26"/>
+          <w:szCs w:val="26"/>
+        </w:rPr>
+        <w:t xml:space="preserve"> П'ять вузлових точок: x = {0.1, 0.3, 0.4, 0.6, 0.7}, y = {3.2, 3.0, 1.0, 1.8, 1.9}.</w:t>
+      </w:r>
     </w:p>
     <w:p>
       <w:pPr>
         <w:spacing w:before="40" w:after="40" w:line="280" w:lineRule="auto"/>
         <w:ind w:left="360"/>
-      </w:pPr>
-      <w:r>
-        <w:rPr>
-          <w:rFonts w:ascii="Courier New" w:eastAsia="Courier New" w:hAnsi="Courier New" w:cs="Courier New"/>
-          <w:sz w:val="20"/>
-          <w:szCs w:val="20"/>
-        </w:rPr>
-        <w:t># Вузлові точки</w:t>
+        <w:rPr>
+          <w:sz w:val="26"/>
+          <w:szCs w:val="26"/>
+        </w:rPr>
+      </w:pPr>
+      <w:r>
+        <w:rPr>
+          <w:b/>
+          <w:bCs/>
+          <w:sz w:val="26"/>
+          <w:szCs w:val="26"/>
+        </w:rPr>
+        <w:t>Формування матриці Вандермонда.</w:t>
+      </w:r>
+      <w:r>
+        <w:rPr>
+          <w:sz w:val="26"/>
+          <w:szCs w:val="26"/>
+        </w:rPr>
+        <w:t xml:space="preserve"> Для знаходження коефіцієнтів полінома P(x) = a₀ + a₁·x + a₂·x² + a₃·x³ + a₄·x⁴ складається матриця Вандермонда розміром 5×5, де кожен рядок відповідає одному вузлу і містить степені x: [1, x, x², x³, x⁴].</w:t>
       </w:r>
     </w:p>
     <w:p>
       <w:pPr>
         <w:spacing w:before="40" w:after="40" w:line="280" w:lineRule="auto"/>
         <w:ind w:left="360"/>
-      </w:pPr>
-      <w:r>
-        <w:rPr>
-          <w:rFonts w:ascii="Courier New" w:eastAsia="Courier New" w:hAnsi="Courier New" w:cs="Courier New"/>
-          <w:sz w:val="20"/>
-          <w:szCs w:val="20"/>
-        </w:rPr>
-        <w:t>x_nodes = np.array([0.1, 0.3, 0.4, 0.6, 0.7])</w:t>
+        <w:rPr>
+          <w:sz w:val="26"/>
+          <w:szCs w:val="26"/>
+        </w:rPr>
+      </w:pPr>
+      <w:r>
+        <w:rPr>
+          <w:b/>
+          <w:bCs/>
+          <w:sz w:val="26"/>
+          <w:szCs w:val="26"/>
+        </w:rPr>
+        <w:t>Знаходження коефіцієнтів.</w:t>
+      </w:r>
+      <w:r>
+        <w:rPr>
+          <w:sz w:val="26"/>
+          <w:szCs w:val="26"/>
+        </w:rPr>
+        <w:t xml:space="preserve"> Система лінійних рівнянь X·a = y розв'язується матричним методом (np.linalg.solve). Результат — п'ять коефіцієнтів a₀, a₁, a₂, a₃, a₄.</w:t>
       </w:r>
     </w:p>
     <w:p>
       <w:pPr>
         <w:spacing w:before="40" w:after="40" w:line="280" w:lineRule="auto"/>
         <w:ind w:left="360"/>
-      </w:pPr>
-      <w:r>
-        <w:rPr>
-          <w:rFonts w:ascii="Courier New" w:eastAsia="Courier New" w:hAnsi="Courier New" w:cs="Courier New"/>
-          <w:sz w:val="20"/>
-          <w:szCs w:val="20"/>
-        </w:rPr>
-        <w:t>y_nodes = np.array([3.2, 3.0, 1.0, 1.8, 1.9])</w:t>
+        <w:rPr>
+          <w:sz w:val="26"/>
+          <w:szCs w:val="26"/>
+        </w:rPr>
+      </w:pPr>
+      <w:r>
+        <w:rPr>
+          <w:b/>
+          <w:bCs/>
+          <w:sz w:val="26"/>
+          <w:szCs w:val="26"/>
+        </w:rPr>
+        <w:lastRenderedPageBreak/>
+        <w:t>Обчислення значень у проміжних точках.</w:t>
+      </w:r>
+      <w:r>
+        <w:rPr>
+          <w:sz w:val="26"/>
+          <w:szCs w:val="26"/>
+        </w:rPr>
+        <w:t xml:space="preserve"> Програма обчислює значення полінома в двох точках, що не є вузловими: P(0.2) та P(0.5). Це є основним практичним застосуванням інтерполяції — знаходження значень функції між відомими точками.</w:t>
       </w:r>
     </w:p>
     <w:p>
       <w:pPr>
         <w:spacing w:before="40" w:after="40" w:line="280" w:lineRule="auto"/>
         <w:ind w:left="360"/>
-      </w:pPr>
+        <w:rPr>
+          <w:sz w:val="26"/>
+          <w:szCs w:val="26"/>
+        </w:rPr>
+      </w:pPr>
+      <w:r>
+        <w:rPr>
+          <w:b/>
+          <w:bCs/>
+          <w:sz w:val="26"/>
+          <w:szCs w:val="26"/>
+        </w:rPr>
+        <w:t>Побудова графіка.</w:t>
+      </w:r>
+      <w:r>
+        <w:rPr>
+          <w:sz w:val="26"/>
+          <w:szCs w:val="26"/>
+        </w:rPr>
+        <w:t xml:space="preserve"> На графіку відображається плавна крива полінома (500 точок у діапазоні від 0.05 до 0.75) та п'ять вузлових точок.</w:t>
+      </w:r>
     </w:p>
     <w:p>
       <w:pPr>
         <w:spacing w:before="40" w:after="40" w:line="280" w:lineRule="auto"/>
         <w:ind w:left="360"/>
-      </w:pPr>
-      <w:r>
-        <w:rPr>
-          <w:rFonts w:ascii="Courier New" w:eastAsia="Courier New" w:hAnsi="Courier New" w:cs="Courier New"/>
-          <w:sz w:val="20"/>
-          <w:szCs w:val="20"/>
-        </w:rPr>
-        <w:t># 1. Заповнення матриці Вандермонда (поліном 4-го ступеня)</w:t>
+        <w:rPr>
+          <w:b/>
+          <w:bCs/>
+          <w:sz w:val="26"/>
+          <w:szCs w:val="26"/>
+        </w:rPr>
+      </w:pPr>
+      <w:r>
+        <w:rPr>
+          <w:b/>
+          <w:bCs/>
+          <w:sz w:val="26"/>
+          <w:szCs w:val="26"/>
+        </w:rPr>
+        <w:t>Пояснення до графіка інтерполяційного полінома</w:t>
       </w:r>
     </w:p>
     <w:p>
       <w:pPr>
         <w:spacing w:before="40" w:after="40" w:line="280" w:lineRule="auto"/>
         <w:ind w:left="360"/>
-      </w:pPr>
-      <w:r>
-        <w:rPr>
-          <w:rFonts w:ascii="Courier New" w:eastAsia="Courier New" w:hAnsi="Courier New" w:cs="Courier New"/>
-          <w:sz w:val="20"/>
-          <w:szCs w:val="20"/>
-        </w:rPr>
-        <w:t>X_matrix = np.vander(x_nodes, 5, increasing=True)</w:t>
+        <w:rPr>
+          <w:sz w:val="26"/>
+          <w:szCs w:val="26"/>
+        </w:rPr>
+      </w:pPr>
+      <w:r>
+        <w:rPr>
+          <w:sz w:val="26"/>
+          <w:szCs w:val="26"/>
+        </w:rPr>
+        <w:t>На графіку синіми крапками позначені п'ять вузлових точок — вхідні дані, через які поліном проходить точно. Червона крива — інтерполяційний поліном четвертого ступеня P(x). Поліном точно проходить через всі вузлові точки (це перевіряється рівністю P(xᵢ) = yᵢ для всіх i). Між вузлами крива плавно огинає простір — це і є основний ефект інтерполяції. Форма кривої відображає складну нелінійну залежність, яку не можна апроксимувати простою лінією. По горизонтальній осі — значення аргументу x, по вертикальній — відповідні значення P(x).</w:t>
       </w:r>
     </w:p>
     <w:p>
       <w:pPr>
         <w:spacing w:before="40" w:after="40" w:line="280" w:lineRule="auto"/>
         <w:ind w:left="360"/>
-      </w:pPr>
-    </w:p>
-    <w:p>
-      <w:pPr>
-        <w:spacing w:before="40" w:after="40" w:line="280" w:lineRule="auto"/>
-        <w:ind w:left="360"/>
-      </w:pPr>
-      <w:r>
-        <w:rPr>
-          <w:rFonts w:ascii="Courier New" w:eastAsia="Courier New" w:hAnsi="Courier New" w:cs="Courier New"/>
-          <w:sz w:val="20"/>
-          <w:szCs w:val="20"/>
-        </w:rPr>
-        <w:t># 2. Отримання коефіцієнтів інтерполяційного полінома</w:t>
-      </w:r>
-    </w:p>
-    <w:p>
-      <w:pPr>
-        <w:spacing w:before="40" w:after="40" w:line="280" w:lineRule="auto"/>
-        <w:ind w:left="360"/>
-      </w:pPr>
-      <w:r>
-        <w:rPr>
-          <w:rFonts w:ascii="Courier New" w:eastAsia="Courier New" w:hAnsi="Courier New" w:cs="Courier New"/>
-          <w:sz w:val="20"/>
-          <w:szCs w:val="20"/>
-        </w:rPr>
-        <w:t>coeffs = np.linalg.solve(X_matrix, y_nodes)</w:t>
-      </w:r>
-    </w:p>
-    <w:p>
-      <w:pPr>
-        <w:spacing w:before="40" w:after="40" w:line="280" w:lineRule="auto"/>
-        <w:ind w:left="360"/>
-      </w:pPr>
-      <w:r>
-        <w:rPr>
-          <w:rFonts w:ascii="Courier New" w:eastAsia="Courier New" w:hAnsi="Courier New" w:cs="Courier New"/>
-          <w:sz w:val="20"/>
-          <w:szCs w:val="20"/>
-        </w:rPr>
-        <w:t>print('Коефіцієнти a0..a4:', coeffs)</w:t>
-      </w:r>
-    </w:p>
-    <w:p>
-      <w:pPr>
-        <w:spacing w:before="40" w:after="40" w:line="280" w:lineRule="auto"/>
-        <w:ind w:left="360"/>
-      </w:pPr>
-    </w:p>
-    <w:p>
-      <w:pPr>
-        <w:spacing w:before="40" w:after="40" w:line="280" w:lineRule="auto"/>
-        <w:ind w:left="360"/>
-      </w:pPr>
-      <w:r>
-        <w:rPr>
-          <w:rFonts w:ascii="Courier New" w:eastAsia="Courier New" w:hAnsi="Courier New" w:cs="Courier New"/>
-          <w:sz w:val="20"/>
-          <w:szCs w:val="20"/>
-        </w:rPr>
-        <w:lastRenderedPageBreak/>
-        <w:t># 3. Визначення функції полінома</w:t>
-      </w:r>
-    </w:p>
-    <w:p>
-      <w:pPr>
-        <w:spacing w:before="40" w:after="40" w:line="280" w:lineRule="auto"/>
-        <w:ind w:left="360"/>
-      </w:pPr>
-      <w:r>
-        <w:rPr>
-          <w:rFonts w:ascii="Courier New" w:eastAsia="Courier New" w:hAnsi="Courier New" w:cs="Courier New"/>
-          <w:sz w:val="20"/>
-          <w:szCs w:val="20"/>
-        </w:rPr>
-        <w:t>def polynomial(x, c):</w:t>
-      </w:r>
-    </w:p>
-    <w:p>
-      <w:pPr>
-        <w:spacing w:before="40" w:after="40" w:line="280" w:lineRule="auto"/>
-        <w:ind w:left="360"/>
-      </w:pPr>
-      <w:r>
-        <w:rPr>
-          <w:rFonts w:ascii="Courier New" w:eastAsia="Courier New" w:hAnsi="Courier New" w:cs="Courier New"/>
-          <w:sz w:val="20"/>
-          <w:szCs w:val="20"/>
-        </w:rPr>
-        <w:t xml:space="preserve">    return sum(c[i] * x**i for i in range(len(c)))</w:t>
-      </w:r>
-    </w:p>
-    <w:p>
-      <w:pPr>
-        <w:spacing w:before="40" w:after="40" w:line="280" w:lineRule="auto"/>
-        <w:ind w:left="360"/>
-      </w:pPr>
-    </w:p>
-    <w:p>
-      <w:pPr>
-        <w:spacing w:before="40" w:after="40" w:line="280" w:lineRule="auto"/>
-        <w:ind w:left="360"/>
-      </w:pPr>
-      <w:r>
-        <w:rPr>
-          <w:rFonts w:ascii="Courier New" w:eastAsia="Courier New" w:hAnsi="Courier New" w:cs="Courier New"/>
-          <w:sz w:val="20"/>
-          <w:szCs w:val="20"/>
-        </w:rPr>
-        <w:t># 5. Значення у проміжних точках</w:t>
-      </w:r>
-    </w:p>
-    <w:p>
-      <w:pPr>
-        <w:spacing w:before="40" w:after="40" w:line="280" w:lineRule="auto"/>
-        <w:ind w:left="360"/>
-      </w:pPr>
-      <w:r>
-        <w:rPr>
-          <w:rFonts w:ascii="Courier New" w:eastAsia="Courier New" w:hAnsi="Courier New" w:cs="Courier New"/>
-          <w:sz w:val="20"/>
-          <w:szCs w:val="20"/>
-        </w:rPr>
-        <w:t>print(f'P(0.2) = {polynomial(0.2, coeffs):.6f}')</w:t>
-      </w:r>
-    </w:p>
-    <w:p>
-      <w:pPr>
-        <w:spacing w:before="40" w:after="40" w:line="280" w:lineRule="auto"/>
-        <w:ind w:left="360"/>
-      </w:pPr>
-      <w:r>
-        <w:rPr>
-          <w:rFonts w:ascii="Courier New" w:eastAsia="Courier New" w:hAnsi="Courier New" w:cs="Courier New"/>
-          <w:sz w:val="20"/>
-          <w:szCs w:val="20"/>
-        </w:rPr>
-        <w:t>print(f'P(0.5) = {polynomial(0.5, coeffs):.6f}')</w:t>
-      </w:r>
-    </w:p>
-    <w:p>
-      <w:pPr>
-        <w:spacing w:before="40" w:after="40" w:line="280" w:lineRule="auto"/>
-        <w:ind w:left="360"/>
-      </w:pPr>
-    </w:p>
-    <w:p>
-      <w:pPr>
-        <w:spacing w:before="40" w:after="40" w:line="280" w:lineRule="auto"/>
-        <w:ind w:left="360"/>
-      </w:pPr>
-      <w:r>
-        <w:rPr>
-          <w:rFonts w:ascii="Courier New" w:eastAsia="Courier New" w:hAnsi="Courier New" w:cs="Courier New"/>
-          <w:sz w:val="20"/>
-          <w:szCs w:val="20"/>
-        </w:rPr>
-        <w:t># 4. Побудова графіка</w:t>
-      </w:r>
-    </w:p>
-    <w:p>
-      <w:pPr>
-        <w:spacing w:before="40" w:after="40" w:line="280" w:lineRule="auto"/>
-        <w:ind w:left="360"/>
-      </w:pPr>
-      <w:r>
-        <w:rPr>
-          <w:rFonts w:ascii="Courier New" w:eastAsia="Courier New" w:hAnsi="Courier New" w:cs="Courier New"/>
-          <w:sz w:val="20"/>
-          <w:szCs w:val="20"/>
-        </w:rPr>
-        <w:t>x_plot = np.linspace(0.05, 0.75, 500)</w:t>
-      </w:r>
-    </w:p>
-    <w:p>
-      <w:pPr>
-        <w:spacing w:before="40" w:after="40" w:line="280" w:lineRule="auto"/>
-        <w:ind w:left="360"/>
-      </w:pPr>
-      <w:r>
-        <w:rPr>
-          <w:rFonts w:ascii="Courier New" w:eastAsia="Courier New" w:hAnsi="Courier New" w:cs="Courier New"/>
-          <w:sz w:val="20"/>
-          <w:szCs w:val="20"/>
-        </w:rPr>
-        <w:t>y_plot = [polynomial(xi, coeffs) for xi in x_plot]</w:t>
-      </w:r>
-    </w:p>
-    <w:p>
-      <w:pPr>
-        <w:spacing w:before="40" w:after="40" w:line="280" w:lineRule="auto"/>
-        <w:ind w:left="360"/>
-      </w:pPr>
-      <w:r>
-        <w:rPr>
-          <w:rFonts w:ascii="Courier New" w:eastAsia="Courier New" w:hAnsi="Courier New" w:cs="Courier New"/>
-          <w:sz w:val="20"/>
-          <w:szCs w:val="20"/>
-        </w:rPr>
-        <w:t>plt.scatter(x_nodes, y_nodes, color='blue', s=80,</w:t>
-      </w:r>
-    </w:p>
-    <w:p>
-      <w:pPr>
-        <w:spacing w:before="40" w:after="40" w:line="280" w:lineRule="auto"/>
-        <w:ind w:left="360"/>
-      </w:pPr>
-      <w:r>
-        <w:rPr>
-          <w:rFonts w:ascii="Courier New" w:eastAsia="Courier New" w:hAnsi="Courier New" w:cs="Courier New"/>
-          <w:sz w:val="20"/>
-          <w:szCs w:val="20"/>
-        </w:rPr>
-        <w:t xml:space="preserve">            label='Вузли інтерполяції')</w:t>
-      </w:r>
-    </w:p>
-    <w:p>
-      <w:pPr>
-        <w:spacing w:before="40" w:after="40" w:line="280" w:lineRule="auto"/>
-        <w:ind w:left="360"/>
-      </w:pPr>
-      <w:r>
-        <w:rPr>
-          <w:rFonts w:ascii="Courier New" w:eastAsia="Courier New" w:hAnsi="Courier New" w:cs="Courier New"/>
-          <w:sz w:val="20"/>
-          <w:szCs w:val="20"/>
-        </w:rPr>
-        <w:t>plt.plot(x_plot, y_plot, color='red', linewidth=2,</w:t>
-      </w:r>
-    </w:p>
-    <w:p>
-      <w:pPr>
-        <w:spacing w:before="40" w:after="40" w:line="280" w:lineRule="auto"/>
-        <w:ind w:left="360"/>
-      </w:pPr>
-      <w:r>
-        <w:rPr>
-          <w:rFonts w:ascii="Courier New" w:eastAsia="Courier New" w:hAnsi="Courier New" w:cs="Courier New"/>
-          <w:sz w:val="20"/>
-          <w:szCs w:val="20"/>
-        </w:rPr>
-        <w:t xml:space="preserve">         label='Поліном 4-го ступеня P(x)')</w:t>
-      </w:r>
-    </w:p>
-    <w:p>
-      <w:pPr>
-        <w:spacing w:before="40" w:after="40" w:line="280" w:lineRule="auto"/>
-        <w:ind w:left="360"/>
-      </w:pPr>
-      <w:r>
-        <w:rPr>
-          <w:rFonts w:ascii="Courier New" w:eastAsia="Courier New" w:hAnsi="Courier New" w:cs="Courier New"/>
-          <w:sz w:val="20"/>
-          <w:szCs w:val="20"/>
-        </w:rPr>
-        <w:t>plt.xlabel('x'); plt.ylabel('y')</w:t>
-      </w:r>
-    </w:p>
-    <w:p>
-      <w:pPr>
-        <w:spacing w:before="40" w:after="40" w:line="280" w:lineRule="auto"/>
-        <w:ind w:left="360"/>
-      </w:pPr>
-      <w:r>
-        <w:rPr>
-          <w:rFonts w:ascii="Courier New" w:eastAsia="Courier New" w:hAnsi="Courier New" w:cs="Courier New"/>
-          <w:sz w:val="20"/>
-          <w:szCs w:val="20"/>
-        </w:rPr>
-        <w:t>plt.title('Інтерполяція. Поліном 4-го ступеня')</w:t>
-      </w:r>
-    </w:p>
-    <w:p>
-      <w:pPr>
-        <w:spacing w:before="40" w:after="40" w:line="280" w:lineRule="auto"/>
-        <w:ind w:left="360"/>
-        <w:rPr>
-          <w:rFonts w:ascii="Courier New" w:eastAsia="Courier New" w:hAnsi="Courier New" w:cs="Courier New"/>
-          <w:sz w:val="20"/>
-          <w:szCs w:val="20"/>
+        <w:rPr>
           <w:lang w:val="en-US"/>
         </w:rPr>
       </w:pPr>
       <w:r>
         <w:rPr>
-          <w:rFonts w:ascii="Courier New" w:eastAsia="Courier New" w:hAnsi="Courier New" w:cs="Courier New"/>
-          <w:sz w:val="20"/>
-          <w:szCs w:val="20"/>
-        </w:rPr>
-        <w:t>plt.legend(); plt.grid(True); plt.show()</w:t>
-      </w:r>
-    </w:p>
-    <w:p>
-      <w:pPr>
-        <w:spacing w:before="40" w:after="40" w:line="280" w:lineRule="auto"/>
-        <w:ind w:left="360"/>
-        <w:rPr>
-          <w:lang w:val="en-US"/>
-        </w:rPr>
-      </w:pPr>
-      <w:r>
-        <w:rPr>
+          <w:noProof/>
           <w:lang w:val="en-US"/>
         </w:rPr>
         <w:drawing>
@@ -5010,7 +4131,6 @@
         <w:jc w:val="both"/>
       </w:pPr>
       <w:r>
-        <w:lastRenderedPageBreak/>
         <w:t>Значення функції у проміжних точках:</w:t>
       </w:r>
     </w:p>
@@ -5026,6 +4146,7 @@
           <w:sz w:val="26"/>
           <w:szCs w:val="26"/>
         </w:rPr>
+        <w:lastRenderedPageBreak/>
         <w:t>P(0.2) = 4.988889</w:t>
       </w:r>
     </w:p>
@@ -5298,6 +4419,155 @@
       </w:pPr>
     </w:lvl>
   </w:abstractNum>
+  <w:abstractNum w:abstractNumId="2" w15:restartNumberingAfterBreak="0">
+    <w:nsid w:val="6B9E58D5"/>
+    <w:multiLevelType w:val="multilevel"/>
+    <w:tmpl w:val="54025CBC"/>
+    <w:lvl w:ilvl="0">
+      <w:start w:val="1"/>
+      <w:numFmt w:val="bullet"/>
+      <w:lvlText w:val=""/>
+      <w:lvlJc w:val="left"/>
+      <w:pPr>
+        <w:tabs>
+          <w:tab w:val="num" w:pos="720"/>
+        </w:tabs>
+        <w:ind w:left="720" w:hanging="360"/>
+      </w:pPr>
+      <w:rPr>
+        <w:rFonts w:ascii="Symbol" w:hAnsi="Symbol" w:hint="default"/>
+        <w:sz w:val="20"/>
+      </w:rPr>
+    </w:lvl>
+    <w:lvl w:ilvl="1" w:tentative="1">
+      <w:start w:val="1"/>
+      <w:numFmt w:val="bullet"/>
+      <w:lvlText w:val="o"/>
+      <w:lvlJc w:val="left"/>
+      <w:pPr>
+        <w:tabs>
+          <w:tab w:val="num" w:pos="1440"/>
+        </w:tabs>
+        <w:ind w:left="1440" w:hanging="360"/>
+      </w:pPr>
+      <w:rPr>
+        <w:rFonts w:ascii="Courier New" w:hAnsi="Courier New" w:hint="default"/>
+        <w:sz w:val="20"/>
+      </w:rPr>
+    </w:lvl>
+    <w:lvl w:ilvl="2" w:tentative="1">
+      <w:start w:val="1"/>
+      <w:numFmt w:val="bullet"/>
+      <w:lvlText w:val=""/>
+      <w:lvlJc w:val="left"/>
+      <w:pPr>
+        <w:tabs>
+          <w:tab w:val="num" w:pos="2160"/>
+        </w:tabs>
+        <w:ind w:left="2160" w:hanging="360"/>
+      </w:pPr>
+      <w:rPr>
+        <w:rFonts w:ascii="Wingdings" w:hAnsi="Wingdings" w:hint="default"/>
+        <w:sz w:val="20"/>
+      </w:rPr>
+    </w:lvl>
+    <w:lvl w:ilvl="3" w:tentative="1">
+      <w:start w:val="1"/>
+      <w:numFmt w:val="bullet"/>
+      <w:lvlText w:val=""/>
+      <w:lvlJc w:val="left"/>
+      <w:pPr>
+        <w:tabs>
+          <w:tab w:val="num" w:pos="2880"/>
+        </w:tabs>
+        <w:ind w:left="2880" w:hanging="360"/>
+      </w:pPr>
+      <w:rPr>
+        <w:rFonts w:ascii="Wingdings" w:hAnsi="Wingdings" w:hint="default"/>
+        <w:sz w:val="20"/>
+      </w:rPr>
+    </w:lvl>
+    <w:lvl w:ilvl="4" w:tentative="1">
+      <w:start w:val="1"/>
+      <w:numFmt w:val="bullet"/>
+      <w:lvlText w:val=""/>
+      <w:lvlJc w:val="left"/>
+      <w:pPr>
+        <w:tabs>
+          <w:tab w:val="num" w:pos="3600"/>
+        </w:tabs>
+        <w:ind w:left="3600" w:hanging="360"/>
+      </w:pPr>
+      <w:rPr>
+        <w:rFonts w:ascii="Wingdings" w:hAnsi="Wingdings" w:hint="default"/>
+        <w:sz w:val="20"/>
+      </w:rPr>
+    </w:lvl>
+    <w:lvl w:ilvl="5" w:tentative="1">
+      <w:start w:val="1"/>
+      <w:numFmt w:val="bullet"/>
+      <w:lvlText w:val=""/>
+      <w:lvlJc w:val="left"/>
+      <w:pPr>
+        <w:tabs>
+          <w:tab w:val="num" w:pos="4320"/>
+        </w:tabs>
+        <w:ind w:left="4320" w:hanging="360"/>
+      </w:pPr>
+      <w:rPr>
+        <w:rFonts w:ascii="Wingdings" w:hAnsi="Wingdings" w:hint="default"/>
+        <w:sz w:val="20"/>
+      </w:rPr>
+    </w:lvl>
+    <w:lvl w:ilvl="6" w:tentative="1">
+      <w:start w:val="1"/>
+      <w:numFmt w:val="bullet"/>
+      <w:lvlText w:val=""/>
+      <w:lvlJc w:val="left"/>
+      <w:pPr>
+        <w:tabs>
+          <w:tab w:val="num" w:pos="5040"/>
+        </w:tabs>
+        <w:ind w:left="5040" w:hanging="360"/>
+      </w:pPr>
+      <w:rPr>
+        <w:rFonts w:ascii="Wingdings" w:hAnsi="Wingdings" w:hint="default"/>
+        <w:sz w:val="20"/>
+      </w:rPr>
+    </w:lvl>
+    <w:lvl w:ilvl="7" w:tentative="1">
+      <w:start w:val="1"/>
+      <w:numFmt w:val="bullet"/>
+      <w:lvlText w:val=""/>
+      <w:lvlJc w:val="left"/>
+      <w:pPr>
+        <w:tabs>
+          <w:tab w:val="num" w:pos="5760"/>
+        </w:tabs>
+        <w:ind w:left="5760" w:hanging="360"/>
+      </w:pPr>
+      <w:rPr>
+        <w:rFonts w:ascii="Wingdings" w:hAnsi="Wingdings" w:hint="default"/>
+        <w:sz w:val="20"/>
+      </w:rPr>
+    </w:lvl>
+    <w:lvl w:ilvl="8" w:tentative="1">
+      <w:start w:val="1"/>
+      <w:numFmt w:val="bullet"/>
+      <w:lvlText w:val=""/>
+      <w:lvlJc w:val="left"/>
+      <w:pPr>
+        <w:tabs>
+          <w:tab w:val="num" w:pos="6480"/>
+        </w:tabs>
+        <w:ind w:left="6480" w:hanging="360"/>
+      </w:pPr>
+      <w:rPr>
+        <w:rFonts w:ascii="Wingdings" w:hAnsi="Wingdings" w:hint="default"/>
+        <w:sz w:val="20"/>
+      </w:rPr>
+    </w:lvl>
+  </w:abstractNum>
   <w:num w:numId="1" w16cid:durableId="274486761">
     <w:abstractNumId w:val="1"/>
     <w:lvlOverride w:ilvl="0">
@@ -5309,6 +4579,9 @@
     <w:lvlOverride w:ilvl="0">
       <w:startOverride w:val="1"/>
     </w:lvlOverride>
+  </w:num>
+  <w:num w:numId="3" w16cid:durableId="357783319">
+    <w:abstractNumId w:val="2"/>
   </w:num>
 </w:numbering>
 </file>
@@ -5726,6 +4999,7 @@
   </w:style>
   <w:style w:type="paragraph" w:styleId="2">
     <w:name w:val="heading 2"/>
+    <w:link w:val="20"/>
     <w:uiPriority w:val="9"/>
     <w:unhideWhenUsed/>
     <w:qFormat/>
@@ -5798,7 +5072,6 @@
   <w:style w:type="character" w:default="1" w:styleId="a0">
     <w:name w:val="Default Paragraph Font"/>
     <w:uiPriority w:val="1"/>
-    <w:semiHidden/>
     <w:unhideWhenUsed/>
   </w:style>
   <w:style w:type="table" w:default="1" w:styleId="a1">
@@ -5912,6 +5185,20 @@
     <w:rPr>
       <w:sz w:val="20"/>
       <w:szCs w:val="20"/>
+    </w:rPr>
+  </w:style>
+  <w:style w:type="character" w:customStyle="1" w:styleId="20">
+    <w:name w:val="Заголовок 2 Знак"/>
+    <w:basedOn w:val="a0"/>
+    <w:link w:val="2"/>
+    <w:uiPriority w:val="9"/>
+    <w:rsid w:val="00087182"/>
+    <w:rPr>
+      <w:b/>
+      <w:bCs/>
+      <w:color w:val="2E5FA3"/>
+      <w:sz w:val="26"/>
+      <w:szCs w:val="26"/>
     </w:rPr>
   </w:style>
 </w:styles>
